--- a/test/PubMedOut-1/PubMedOut-1.xml-us.docx
+++ b/test/PubMedOut-1/PubMedOut-1.xml-us.docx
@@ -1449,7 +1449,7 @@
 <w:ftr xmlns:w="http://schemas.openxmlformats.org/wordprocessingml/2006/main">
   <w:p>
     <w:r>
-      <w:t xml:space="preserve">2026-06-21 19:33Z / </w:t>
+      <w:t xml:space="preserve">2026-06-22 13:35Z / </w:t>
     </w:r>
     <w:hyperlink>
       <w:r>

--- a/test/PubMedOut-1/PubMedOut-1.xml-us.docx
+++ b/test/PubMedOut-1/PubMedOut-1.xml-us.docx
@@ -1449,7 +1449,7 @@
 <w:ftr xmlns:w="http://schemas.openxmlformats.org/wordprocessingml/2006/main">
   <w:p>
     <w:r>
-      <w:t xml:space="preserve">2026-06-22 13:35Z / </w:t>
+      <w:t xml:space="preserve">2026-06-22 15:49Z / </w:t>
     </w:r>
     <w:hyperlink>
       <w:r>

--- a/test/PubMedOut-1/PubMedOut-1.xml-us.docx
+++ b/test/PubMedOut-1/PubMedOut-1.xml-us.docx
@@ -1449,7 +1449,7 @@
 <w:ftr xmlns:w="http://schemas.openxmlformats.org/wordprocessingml/2006/main">
   <w:p>
     <w:r>
-      <w:t xml:space="preserve">2026-06-22 15:49Z / </w:t>
+      <w:t xml:space="preserve">2026-06-23 00:15Z / </w:t>
     </w:r>
     <w:hyperlink>
       <w:r>

--- a/test/PubMedOut-1/PubMedOut-1.xml-us.docx
+++ b/test/PubMedOut-1/PubMedOut-1.xml-us.docx
@@ -1449,7 +1449,7 @@
 <w:ftr xmlns:w="http://schemas.openxmlformats.org/wordprocessingml/2006/main">
   <w:p>
     <w:r>
-      <w:t xml:space="preserve">2025-07-02 14:49Z / </w:t>
+      <w:t xml:space="preserve">2026-06-23 00:15Z / </w:t>
     </w:r>
     <w:hyperlink>
       <w:r>
